--- a/说明文件/设备信息通信协议（键值对版）.docx
+++ b/说明文件/设备信息通信协议（键值对版）.docx
@@ -13,8 +13,6 @@
           <w:sz w:val="52"/>
         </w:rPr>
       </w:pPr>
-      <w:bookmarkStart w:id="20" w:name="_GoBack"/>
-      <w:bookmarkEnd w:id="20"/>
       <w:r>
         <w:rPr>
           <w:rFonts w:ascii="Arial" w:hAnsi="Arial" w:eastAsia="等线" w:cs="Arial"/>
@@ -589,14 +587,19 @@
         <w:ind w:left="0"/>
         <w:jc w:val="left"/>
         <w:outlineLvl w:val="1"/>
-      </w:pPr>
-      <w:bookmarkStart w:id="8" w:name="heading_8"/>
-      <w:r>
         <w:rPr>
           <w:rFonts w:ascii="Arial" w:hAnsi="Arial" w:eastAsia="等线" w:cs="Arial"/>
           <w:b/>
           <w:sz w:val="32"/>
         </w:rPr>
+      </w:pPr>
+      <w:bookmarkStart w:id="8" w:name="heading_8"/>
+      <w:r>
+        <w:rPr>
+          <w:rFonts w:ascii="Arial" w:hAnsi="Arial" w:eastAsia="等线" w:cs="Arial"/>
+          <w:b/>
+          <w:sz w:val="32"/>
+        </w:rPr>
         <w:t>3.4 完整帧示例</w:t>
       </w:r>
       <w:bookmarkEnd w:id="8"/>
@@ -607,10 +610,95 @@
         <w:ind w:left="0"/>
         <w:jc w:val="left"/>
         <w:rPr>
-          <w:rFonts w:ascii="Arial" w:hAnsi="Arial" w:eastAsia="等线" w:cs="Arial"/>
-          <w:sz w:val="22"/>
-        </w:rPr>
-      </w:pPr>
+          <w:rFonts w:hint="eastAsia" w:ascii="Arial" w:hAnsi="Arial" w:eastAsia="等线" w:cs="Arial"/>
+          <w:sz w:val="22"/>
+          <w:lang w:val="en-US" w:eastAsia="zh-CN"/>
+        </w:rPr>
+      </w:pPr>
+      <w:r>
+        <w:rPr>
+          <w:rFonts w:hint="eastAsia" w:ascii="Arial" w:hAnsi="Arial" w:eastAsia="等线" w:cs="Arial"/>
+          <w:sz w:val="22"/>
+          <w:lang w:val="en-US" w:eastAsia="zh-CN"/>
+        </w:rPr>
+        <w:t>上位机发送：</w:t>
+      </w:r>
+    </w:p>
+    <w:p>
+      <w:pPr>
+        <w:spacing w:before="120" w:after="120" w:line="288" w:lineRule="auto"/>
+        <w:ind w:left="0"/>
+        <w:jc w:val="left"/>
+        <w:rPr>
+          <w:rFonts w:hint="eastAsia" w:ascii="Arial" w:hAnsi="Arial" w:eastAsia="等线" w:cs="Arial"/>
+          <w:sz w:val="22"/>
+        </w:rPr>
+      </w:pPr>
+      <w:r>
+        <w:rPr>
+          <w:rFonts w:hint="eastAsia" w:ascii="Arial" w:hAnsi="Arial" w:eastAsia="等线" w:cs="Arial"/>
+          <w:sz w:val="22"/>
+        </w:rPr>
+        <w:t xml:space="preserve">update inform 0 </w:t>
+      </w:r>
+    </w:p>
+    <w:p>
+      <w:pPr>
+        <w:spacing w:before="120" w:after="120" w:line="288" w:lineRule="auto"/>
+        <w:ind w:left="0"/>
+        <w:jc w:val="left"/>
+        <w:rPr>
+          <w:rFonts w:hint="eastAsia" w:ascii="Arial" w:hAnsi="Arial" w:eastAsia="等线" w:cs="Arial"/>
+          <w:sz w:val="22"/>
+          <w:lang w:val="en-US" w:eastAsia="zh-CN"/>
+        </w:rPr>
+      </w:pPr>
+      <w:r>
+        <w:rPr>
+          <w:rFonts w:hint="eastAsia" w:ascii="Arial" w:hAnsi="Arial" w:eastAsia="等线" w:cs="Arial"/>
+          <w:sz w:val="22"/>
+          <w:lang w:val="en-US" w:eastAsia="zh-CN"/>
+        </w:rPr>
+        <w:t>硬件回复：</w:t>
+      </w:r>
+    </w:p>
+    <w:p>
+      <w:pPr>
+        <w:spacing w:before="120" w:after="120" w:line="288" w:lineRule="auto"/>
+        <w:ind w:left="0"/>
+        <w:jc w:val="left"/>
+        <w:rPr>
+          <w:rFonts w:hint="eastAsia" w:ascii="Arial" w:hAnsi="Arial" w:eastAsia="等线" w:cs="Arial"/>
+          <w:sz w:val="22"/>
+          <w:lang w:val="en-US" w:eastAsia="zh-CN"/>
+        </w:rPr>
+      </w:pPr>
+      <w:r>
+        <w:rPr>
+          <w:rFonts w:hint="eastAsia" w:ascii="Arial" w:hAnsi="Arial" w:eastAsia="等线" w:cs="Arial"/>
+          <w:sz w:val="22"/>
+          <w:lang w:val="en-US" w:eastAsia="zh-CN"/>
+        </w:rPr>
+        <w:t>第一次上电：</w:t>
+      </w:r>
+    </w:p>
+    <w:p>
+      <w:pPr>
+        <w:spacing w:before="120" w:after="120" w:line="288" w:lineRule="auto"/>
+        <w:ind w:left="0"/>
+        <w:jc w:val="left"/>
+        <w:rPr>
+          <w:rFonts w:hint="eastAsia" w:ascii="Arial" w:hAnsi="Arial" w:eastAsia="等线" w:cs="Arial"/>
+          <w:sz w:val="22"/>
+        </w:rPr>
+      </w:pPr>
+      <w:r>
+        <w:rPr>
+          <w:rFonts w:hint="eastAsia" w:ascii="Arial" w:hAnsi="Arial" w:eastAsia="等线" w:cs="Arial"/>
+          <w:sz w:val="22"/>
+        </w:rPr>
+        <w:t>update inform 0 {</w:t>
+      </w:r>
       <w:r>
         <w:rPr>
           <w:rFonts w:ascii="Arial" w:hAnsi="Arial" w:eastAsia="等线" w:cs="Arial"/>
@@ -624,7 +712,7 @@
           <w:sz w:val="22"/>
           <w:lang w:val="en-US" w:eastAsia="zh-CN"/>
         </w:rPr>
-        <w:t>MT201</w:t>
+        <w:t>N/A</w:t>
       </w:r>
       <w:r>
         <w:rPr>
@@ -646,7 +734,7 @@
           <w:sz w:val="22"/>
           <w:lang w:val="en-US" w:eastAsia="zh-CN"/>
         </w:rPr>
-        <w:t>=MT20126050001&amp;</w:t>
+        <w:t>=N/A&amp;</w:t>
       </w:r>
       <w:r>
         <w:rPr>
@@ -683,14 +771,29 @@
           <w:sz w:val="22"/>
           <w:lang w:val="en-US" w:eastAsia="zh-CN"/>
         </w:rPr>
-        <w:t>=26050001&amp;</w:t>
-      </w:r>
-      <w:r>
-        <w:rPr>
-          <w:rFonts w:ascii="Arial" w:hAnsi="Arial" w:eastAsia="等线" w:cs="Arial"/>
-          <w:sz w:val="22"/>
-        </w:rPr>
-        <w:t>BV=V1.0.3&amp;ID=AABBCCDDEEFF&amp;AV=V2.1.5&amp;A</w:t>
+        <w:t>=N/A&amp;</w:t>
+      </w:r>
+      <w:r>
+        <w:rPr>
+          <w:rFonts w:ascii="Arial" w:hAnsi="Arial" w:eastAsia="等线" w:cs="Arial"/>
+          <w:sz w:val="22"/>
+        </w:rPr>
+        <w:t>BV=V1.0.3&amp;ID=AABBCCDDEEFF&amp;AV=</w:t>
+      </w:r>
+      <w:r>
+        <w:rPr>
+          <w:rFonts w:hint="eastAsia" w:ascii="Arial" w:hAnsi="Arial" w:eastAsia="等线" w:cs="Arial"/>
+          <w:sz w:val="22"/>
+          <w:lang w:val="en-US" w:eastAsia="zh-CN"/>
+        </w:rPr>
+        <w:t>N/A</w:t>
+      </w:r>
+      <w:r>
+        <w:rPr>
+          <w:rFonts w:ascii="Arial" w:hAnsi="Arial" w:eastAsia="等线" w:cs="Arial"/>
+          <w:sz w:val="22"/>
+        </w:rPr>
+        <w:t>&amp;A</w:t>
       </w:r>
       <w:r>
         <w:rPr>
@@ -705,7 +808,22 @@
           <w:rFonts w:ascii="Arial" w:hAnsi="Arial" w:eastAsia="等线" w:cs="Arial"/>
           <w:sz w:val="22"/>
         </w:rPr>
-        <w:t>T=2026-04-29 15:30:20&amp;P</w:t>
+        <w:t>T=</w:t>
+      </w:r>
+      <w:r>
+        <w:rPr>
+          <w:rFonts w:hint="eastAsia" w:ascii="Arial" w:hAnsi="Arial" w:eastAsia="等线" w:cs="Arial"/>
+          <w:sz w:val="22"/>
+          <w:lang w:val="en-US" w:eastAsia="zh-CN"/>
+        </w:rPr>
+        <w:t>N/A</w:t>
+      </w:r>
+      <w:r>
+        <w:rPr>
+          <w:rFonts w:ascii="Arial" w:hAnsi="Arial" w:eastAsia="等线" w:cs="Arial"/>
+          <w:sz w:val="22"/>
+        </w:rPr>
+        <w:t>&amp;P</w:t>
       </w:r>
       <w:r>
         <w:rPr>
@@ -720,7 +838,22 @@
           <w:rFonts w:ascii="Arial" w:hAnsi="Arial" w:eastAsia="等线" w:cs="Arial"/>
           <w:sz w:val="22"/>
         </w:rPr>
-        <w:t>N=para_qh4011.bin&amp;P</w:t>
+        <w:t>N=</w:t>
+      </w:r>
+      <w:r>
+        <w:rPr>
+          <w:rFonts w:hint="eastAsia" w:ascii="Arial" w:hAnsi="Arial" w:eastAsia="等线" w:cs="Arial"/>
+          <w:sz w:val="22"/>
+          <w:lang w:val="en-US" w:eastAsia="zh-CN"/>
+        </w:rPr>
+        <w:t>N/A</w:t>
+      </w:r>
+      <w:r>
+        <w:rPr>
+          <w:rFonts w:ascii="Arial" w:hAnsi="Arial" w:eastAsia="等线" w:cs="Arial"/>
+          <w:sz w:val="22"/>
+        </w:rPr>
+        <w:t>&amp;P</w:t>
       </w:r>
       <w:r>
         <w:rPr>
@@ -735,27 +868,29 @@
           <w:rFonts w:ascii="Arial" w:hAnsi="Arial" w:eastAsia="等线" w:cs="Arial"/>
           <w:sz w:val="22"/>
         </w:rPr>
-        <w:t>T=2026-04-29 15:30:30;</w:t>
-      </w:r>
-    </w:p>
-    <w:p>
-      <w:pPr>
-        <w:spacing w:before="120" w:after="120" w:line="288" w:lineRule="auto"/>
-        <w:ind w:left="0"/>
-        <w:jc w:val="left"/>
-        <w:rPr>
-          <w:rFonts w:hint="eastAsia" w:ascii="Arial" w:hAnsi="Arial" w:eastAsia="等线" w:cs="Arial"/>
-          <w:sz w:val="22"/>
-          <w:lang w:val="en-US" w:eastAsia="zh-CN"/>
-        </w:rPr>
-      </w:pPr>
-      <w:r>
-        <w:rPr>
-          <w:rFonts w:hint="eastAsia" w:ascii="Arial" w:hAnsi="Arial" w:eastAsia="等线" w:cs="Arial"/>
-          <w:sz w:val="22"/>
-          <w:lang w:val="en-US" w:eastAsia="zh-CN"/>
-        </w:rPr>
-        <w:t>第一次上电：</w:t>
+        <w:t>T=</w:t>
+      </w:r>
+      <w:r>
+        <w:rPr>
+          <w:rFonts w:hint="eastAsia" w:ascii="Arial" w:hAnsi="Arial" w:eastAsia="等线" w:cs="Arial"/>
+          <w:sz w:val="22"/>
+          <w:lang w:val="en-US" w:eastAsia="zh-CN"/>
+        </w:rPr>
+        <w:t>N/A</w:t>
+      </w:r>
+      <w:r>
+        <w:rPr>
+          <w:rFonts w:ascii="Arial" w:hAnsi="Arial" w:eastAsia="等线" w:cs="Arial"/>
+          <w:sz w:val="22"/>
+        </w:rPr>
+        <w:t>;</w:t>
+      </w:r>
+      <w:r>
+        <w:rPr>
+          <w:rFonts w:hint="eastAsia" w:ascii="Arial" w:hAnsi="Arial" w:eastAsia="等线" w:cs="Arial"/>
+          <w:sz w:val="22"/>
+        </w:rPr>
+        <w:t>} ok</w:t>
       </w:r>
     </w:p>
     <w:p>
@@ -771,190 +906,42 @@
       </w:pPr>
       <w:r>
         <w:rPr>
-          <w:rFonts w:ascii="Arial" w:hAnsi="Arial" w:eastAsia="等线" w:cs="Arial"/>
-          <w:sz w:val="22"/>
-        </w:rPr>
-        <w:t>#DEV_INFO:PM=</w:t>
-      </w:r>
-      <w:r>
-        <w:rPr>
-          <w:rFonts w:hint="eastAsia" w:ascii="Arial" w:hAnsi="Arial" w:eastAsia="等线" w:cs="Arial"/>
-          <w:sz w:val="22"/>
-          <w:lang w:val="en-US" w:eastAsia="zh-CN"/>
-        </w:rPr>
-        <w:t>N/A</w:t>
-      </w:r>
-      <w:r>
-        <w:rPr>
-          <w:rFonts w:ascii="Arial" w:hAnsi="Arial" w:eastAsia="等线" w:cs="Arial"/>
-          <w:sz w:val="22"/>
-        </w:rPr>
-        <w:t>&amp;</w:t>
-      </w:r>
-      <w:r>
-        <w:rPr>
-          <w:rFonts w:hint="eastAsia" w:ascii="Arial" w:hAnsi="Arial" w:eastAsia="等线" w:cs="Arial"/>
-          <w:sz w:val="22"/>
-        </w:rPr>
-        <w:t>PN</w:t>
-      </w:r>
-      <w:r>
-        <w:rPr>
-          <w:rFonts w:hint="eastAsia" w:ascii="Arial" w:hAnsi="Arial" w:eastAsia="等线" w:cs="Arial"/>
-          <w:sz w:val="22"/>
-          <w:lang w:val="en-US" w:eastAsia="zh-CN"/>
-        </w:rPr>
-        <w:t>=N/A&amp;</w:t>
-      </w:r>
-      <w:r>
-        <w:rPr>
-          <w:rFonts w:hint="eastAsia" w:ascii="Arial" w:hAnsi="Arial" w:eastAsia="等线" w:cs="Arial"/>
-          <w:sz w:val="22"/>
-        </w:rPr>
-        <w:t>C</w:t>
-      </w:r>
-      <w:r>
-        <w:rPr>
-          <w:rFonts w:ascii="Arial" w:hAnsi="Arial" w:eastAsia="等线" w:cs="Arial"/>
-          <w:sz w:val="22"/>
-        </w:rPr>
-        <w:t>M</w:t>
-      </w:r>
-      <w:r>
-        <w:rPr>
-          <w:rFonts w:hint="eastAsia" w:ascii="Arial" w:hAnsi="Arial" w:eastAsia="等线" w:cs="Arial"/>
-          <w:sz w:val="22"/>
-          <w:lang w:val="en-US" w:eastAsia="zh-CN"/>
-        </w:rPr>
-        <w:t>=QH4011&amp;</w:t>
-      </w:r>
-      <w:r>
-        <w:rPr>
-          <w:rFonts w:hint="eastAsia" w:ascii="Arial" w:hAnsi="Arial" w:eastAsia="等线" w:cs="Arial"/>
-          <w:sz w:val="22"/>
-        </w:rPr>
-        <w:t>CN</w:t>
-      </w:r>
-      <w:r>
-        <w:rPr>
-          <w:rFonts w:hint="eastAsia" w:ascii="Arial" w:hAnsi="Arial" w:eastAsia="等线" w:cs="Arial"/>
-          <w:sz w:val="22"/>
-          <w:lang w:val="en-US" w:eastAsia="zh-CN"/>
-        </w:rPr>
-        <w:t>=N/A&amp;</w:t>
-      </w:r>
-      <w:r>
-        <w:rPr>
-          <w:rFonts w:ascii="Arial" w:hAnsi="Arial" w:eastAsia="等线" w:cs="Arial"/>
-          <w:sz w:val="22"/>
-        </w:rPr>
-        <w:t>BV=V1.0.3&amp;ID=AABBCCDDEEFF&amp;AV=</w:t>
-      </w:r>
-      <w:r>
-        <w:rPr>
-          <w:rFonts w:hint="eastAsia" w:ascii="Arial" w:hAnsi="Arial" w:eastAsia="等线" w:cs="Arial"/>
-          <w:sz w:val="22"/>
-          <w:lang w:val="en-US" w:eastAsia="zh-CN"/>
-        </w:rPr>
-        <w:t>N/A</w:t>
-      </w:r>
-      <w:r>
-        <w:rPr>
-          <w:rFonts w:ascii="Arial" w:hAnsi="Arial" w:eastAsia="等线" w:cs="Arial"/>
-          <w:sz w:val="22"/>
-        </w:rPr>
-        <w:t>&amp;A</w:t>
-      </w:r>
-      <w:r>
-        <w:rPr>
-          <w:rFonts w:hint="eastAsia" w:ascii="Arial" w:hAnsi="Arial" w:eastAsia="等线" w:cs="Arial"/>
-          <w:sz w:val="22"/>
-          <w:lang w:val="en-US" w:eastAsia="zh-CN"/>
-        </w:rPr>
-        <w:t>B</w:t>
-      </w:r>
-      <w:r>
-        <w:rPr>
-          <w:rFonts w:ascii="Arial" w:hAnsi="Arial" w:eastAsia="等线" w:cs="Arial"/>
-          <w:sz w:val="22"/>
-        </w:rPr>
-        <w:t>T=</w:t>
-      </w:r>
-      <w:r>
-        <w:rPr>
-          <w:rFonts w:hint="eastAsia" w:ascii="Arial" w:hAnsi="Arial" w:eastAsia="等线" w:cs="Arial"/>
-          <w:sz w:val="22"/>
-          <w:lang w:val="en-US" w:eastAsia="zh-CN"/>
-        </w:rPr>
-        <w:t>N/A</w:t>
-      </w:r>
-      <w:r>
-        <w:rPr>
-          <w:rFonts w:ascii="Arial" w:hAnsi="Arial" w:eastAsia="等线" w:cs="Arial"/>
-          <w:sz w:val="22"/>
-        </w:rPr>
-        <w:t>&amp;P</w:t>
-      </w:r>
-      <w:r>
-        <w:rPr>
-          <w:rFonts w:hint="eastAsia" w:ascii="Arial" w:hAnsi="Arial" w:eastAsia="等线" w:cs="Arial"/>
-          <w:sz w:val="22"/>
-          <w:lang w:val="en-US" w:eastAsia="zh-CN"/>
-        </w:rPr>
-        <w:t>F</w:t>
-      </w:r>
-      <w:r>
-        <w:rPr>
-          <w:rFonts w:ascii="Arial" w:hAnsi="Arial" w:eastAsia="等线" w:cs="Arial"/>
-          <w:sz w:val="22"/>
-        </w:rPr>
-        <w:t>N=</w:t>
-      </w:r>
-      <w:r>
-        <w:rPr>
-          <w:rFonts w:hint="eastAsia" w:ascii="Arial" w:hAnsi="Arial" w:eastAsia="等线" w:cs="Arial"/>
-          <w:sz w:val="22"/>
-          <w:lang w:val="en-US" w:eastAsia="zh-CN"/>
-        </w:rPr>
-        <w:t>N/A</w:t>
-      </w:r>
-      <w:r>
-        <w:rPr>
-          <w:rFonts w:ascii="Arial" w:hAnsi="Arial" w:eastAsia="等线" w:cs="Arial"/>
-          <w:sz w:val="22"/>
-        </w:rPr>
-        <w:t>&amp;P</w:t>
-      </w:r>
-      <w:r>
-        <w:rPr>
-          <w:rFonts w:hint="eastAsia" w:ascii="Arial" w:hAnsi="Arial" w:eastAsia="等线" w:cs="Arial"/>
-          <w:sz w:val="22"/>
-          <w:lang w:val="en-US" w:eastAsia="zh-CN"/>
-        </w:rPr>
-        <w:t>B</w:t>
-      </w:r>
-      <w:r>
-        <w:rPr>
-          <w:rFonts w:ascii="Arial" w:hAnsi="Arial" w:eastAsia="等线" w:cs="Arial"/>
-          <w:sz w:val="22"/>
-        </w:rPr>
-        <w:t>T=</w:t>
-      </w:r>
-      <w:r>
-        <w:rPr>
-          <w:rFonts w:hint="eastAsia" w:ascii="Arial" w:hAnsi="Arial" w:eastAsia="等线" w:cs="Arial"/>
-          <w:sz w:val="22"/>
-          <w:lang w:val="en-US" w:eastAsia="zh-CN"/>
-        </w:rPr>
-        <w:t>N/A</w:t>
-      </w:r>
-      <w:r>
-        <w:rPr>
-          <w:rFonts w:ascii="Arial" w:hAnsi="Arial" w:eastAsia="等线" w:cs="Arial"/>
-          <w:sz w:val="22"/>
-        </w:rPr>
-        <w:t>;</w:t>
-      </w:r>
+          <w:rFonts w:hint="eastAsia" w:ascii="Arial" w:hAnsi="Arial" w:eastAsia="等线" w:cs="Arial"/>
+          <w:sz w:val="22"/>
+          <w:lang w:val="en-US" w:eastAsia="zh-CN"/>
+        </w:rPr>
+        <w:t>全：</w:t>
+      </w:r>
+    </w:p>
+    <w:p>
+      <w:pPr>
+        <w:spacing w:before="120" w:after="120" w:line="288" w:lineRule="auto"/>
+        <w:ind w:left="0"/>
+        <w:jc w:val="left"/>
+        <w:rPr>
+          <w:rFonts w:hint="eastAsia" w:ascii="Arial" w:hAnsi="Arial" w:eastAsia="等线" w:cs="Arial"/>
+          <w:sz w:val="22"/>
+        </w:rPr>
+      </w:pPr>
+      <w:r>
+        <w:rPr>
+          <w:rFonts w:hint="eastAsia" w:ascii="Arial" w:hAnsi="Arial" w:eastAsia="等线" w:cs="Arial"/>
+          <w:sz w:val="22"/>
+        </w:rPr>
+        <w:t>update inform 0 {#DEV_INFO:PM=MT201&amp;PN=MT20126050001&amp;CM=QH4011&amp;CN=26050001&amp;BV=V1.0.3&amp;ID=AABBCCDDEEFF&amp;AV=V2.1.5&amp;ABT=2026-04-29 15:30:20&amp;PFN=para_qh4011.bin&amp;PBT=2026-04-29 15:30:30;} ok</w:t>
+      </w:r>
+    </w:p>
+    <w:p>
+      <w:pPr>
+        <w:spacing w:before="120" w:after="120" w:line="288" w:lineRule="auto"/>
+        <w:ind w:left="0"/>
+        <w:jc w:val="left"/>
+        <w:rPr>
+          <w:rFonts w:hint="default" w:ascii="Arial" w:hAnsi="Arial" w:eastAsia="等线" w:cs="Arial"/>
+          <w:sz w:val="22"/>
+          <w:lang w:val="en-US" w:eastAsia="zh-CN"/>
+        </w:rPr>
+      </w:pPr>
     </w:p>
     <w:p>
       <w:pPr>
@@ -5209,6 +5196,494 @@
         </w:rPr>
         <w:t>串口波特率、校验位等参数，硬件与上位机需配置一致，否则无法正常通信。</w:t>
       </w:r>
+    </w:p>
+    <w:p>
+      <w:pPr>
+        <w:numPr>
+          <w:ilvl w:val="0"/>
+          <w:numId w:val="32"/>
+        </w:numPr>
+        <w:spacing w:before="380" w:after="140" w:line="288" w:lineRule="auto"/>
+        <w:ind w:left="0"/>
+        <w:jc w:val="left"/>
+        <w:outlineLvl w:val="0"/>
+        <w:rPr>
+          <w:rFonts w:hint="eastAsia" w:ascii="Arial" w:hAnsi="Arial" w:eastAsia="等线" w:cs="Arial"/>
+          <w:b/>
+          <w:sz w:val="36"/>
+          <w:lang w:val="en-US" w:eastAsia="zh-CN"/>
+        </w:rPr>
+      </w:pPr>
+      <w:r>
+        <w:rPr>
+          <w:rFonts w:hint="eastAsia" w:ascii="Arial" w:hAnsi="Arial" w:eastAsia="等线" w:cs="Arial"/>
+          <w:b/>
+          <w:sz w:val="36"/>
+          <w:lang w:val="en-US" w:eastAsia="zh-CN"/>
+        </w:rPr>
+        <w:t>上位机发送写入设备信息</w:t>
+      </w:r>
+    </w:p>
+    <w:p>
+      <w:pPr>
+        <w:numPr>
+          <w:numId w:val="0"/>
+        </w:numPr>
+        <w:spacing w:before="120" w:after="120" w:line="288" w:lineRule="auto"/>
+        <w:jc w:val="left"/>
+        <w:rPr>
+          <w:rFonts w:hint="eastAsia" w:ascii="Arial" w:hAnsi="Arial" w:eastAsia="等线" w:cs="Arial"/>
+          <w:sz w:val="22"/>
+          <w:lang w:val="en-US" w:eastAsia="zh-CN"/>
+        </w:rPr>
+      </w:pPr>
+      <w:r>
+        <w:rPr>
+          <w:rFonts w:hint="eastAsia" w:ascii="Arial" w:hAnsi="Arial" w:eastAsia="等线" w:cs="Arial"/>
+          <w:sz w:val="22"/>
+          <w:lang w:val="en-US" w:eastAsia="zh-CN"/>
+        </w:rPr>
+        <w:t>上位机手动填写的信息有三个，分别为：</w:t>
+      </w:r>
+    </w:p>
+    <w:tbl>
+      <w:tblPr>
+        <w:tblStyle w:val="3"/>
+        <w:tblW w:w="0" w:type="auto"/>
+        <w:tblInd w:w="0" w:type="dxa"/>
+        <w:tblBorders>
+          <w:top w:val="single" w:color="auto" w:sz="4" w:space="0"/>
+          <w:left w:val="single" w:color="auto" w:sz="4" w:space="0"/>
+          <w:bottom w:val="single" w:color="auto" w:sz="4" w:space="0"/>
+          <w:right w:val="single" w:color="auto" w:sz="4" w:space="0"/>
+          <w:insideH w:val="single" w:color="auto" w:sz="4" w:space="0"/>
+          <w:insideV w:val="single" w:color="auto" w:sz="4" w:space="0"/>
+        </w:tblBorders>
+        <w:tblLayout w:type="autofit"/>
+        <w:tblCellMar>
+          <w:left w:w="108" w:type="dxa"/>
+          <w:right w:w="108" w:type="dxa"/>
+        </w:tblCellMar>
+      </w:tblPr>
+      <w:tblGrid>
+        <w:gridCol w:w="4260"/>
+        <w:gridCol w:w="4261"/>
+      </w:tblGrid>
+      <w:tr>
+        <w:tblPrEx>
+          <w:tblBorders>
+            <w:top w:val="single" w:color="auto" w:sz="4" w:space="0"/>
+            <w:left w:val="single" w:color="auto" w:sz="4" w:space="0"/>
+            <w:bottom w:val="single" w:color="auto" w:sz="4" w:space="0"/>
+            <w:right w:val="single" w:color="auto" w:sz="4" w:space="0"/>
+            <w:insideH w:val="single" w:color="auto" w:sz="4" w:space="0"/>
+            <w:insideV w:val="single" w:color="auto" w:sz="4" w:space="0"/>
+          </w:tblBorders>
+          <w:tblCellMar>
+            <w:left w:w="108" w:type="dxa"/>
+            <w:right w:w="108" w:type="dxa"/>
+          </w:tblCellMar>
+        </w:tblPrEx>
+        <w:tc>
+          <w:tcPr>
+            <w:tcW w:w="4260" w:type="dxa"/>
+          </w:tcPr>
+          <w:p>
+            <w:pPr>
+              <w:spacing w:before="120" w:after="120" w:line="288" w:lineRule="auto"/>
+              <w:ind w:left="0"/>
+              <w:jc w:val="left"/>
+              <w:rPr>
+                <w:rFonts w:hint="default" w:ascii="Arial" w:hAnsi="Arial" w:eastAsia="等线" w:cs="Arial"/>
+                <w:sz w:val="22"/>
+                <w:vertAlign w:val="baseline"/>
+                <w:lang w:val="en-US" w:eastAsia="zh-CN"/>
+              </w:rPr>
+            </w:pPr>
+            <w:r>
+              <w:rPr>
+                <w:rFonts w:hint="eastAsia" w:ascii="Arial" w:hAnsi="Arial" w:eastAsia="等线" w:cs="Arial"/>
+                <w:sz w:val="22"/>
+                <w:vertAlign w:val="baseline"/>
+                <w:lang w:val="en-US" w:eastAsia="zh-CN"/>
+              </w:rPr>
+              <w:t>名称</w:t>
+            </w:r>
+          </w:p>
+        </w:tc>
+        <w:tc>
+          <w:tcPr>
+            <w:tcW w:w="4261" w:type="dxa"/>
+          </w:tcPr>
+          <w:p>
+            <w:pPr>
+              <w:numPr>
+                <w:numId w:val="0"/>
+              </w:numPr>
+              <w:spacing w:before="120" w:after="120" w:line="288" w:lineRule="auto"/>
+              <w:jc w:val="left"/>
+              <w:rPr>
+                <w:rFonts w:hint="default" w:ascii="Arial" w:hAnsi="Arial" w:eastAsia="等线" w:cs="Arial"/>
+                <w:sz w:val="22"/>
+                <w:vertAlign w:val="baseline"/>
+                <w:lang w:val="en-US" w:eastAsia="zh-CN"/>
+              </w:rPr>
+            </w:pPr>
+            <w:r>
+              <w:rPr>
+                <w:rFonts w:hint="eastAsia" w:ascii="Arial" w:hAnsi="Arial" w:eastAsia="等线" w:cs="Arial"/>
+                <w:sz w:val="22"/>
+                <w:vertAlign w:val="baseline"/>
+                <w:lang w:val="en-US" w:eastAsia="zh-CN"/>
+              </w:rPr>
+              <w:t>键值key</w:t>
+            </w:r>
+          </w:p>
+        </w:tc>
+      </w:tr>
+      <w:tr>
+        <w:tblPrEx>
+          <w:tblBorders>
+            <w:top w:val="single" w:color="auto" w:sz="4" w:space="0"/>
+            <w:left w:val="single" w:color="auto" w:sz="4" w:space="0"/>
+            <w:bottom w:val="single" w:color="auto" w:sz="4" w:space="0"/>
+            <w:right w:val="single" w:color="auto" w:sz="4" w:space="0"/>
+            <w:insideH w:val="single" w:color="auto" w:sz="4" w:space="0"/>
+            <w:insideV w:val="single" w:color="auto" w:sz="4" w:space="0"/>
+          </w:tblBorders>
+          <w:tblCellMar>
+            <w:left w:w="108" w:type="dxa"/>
+            <w:right w:w="108" w:type="dxa"/>
+          </w:tblCellMar>
+        </w:tblPrEx>
+        <w:tc>
+          <w:tcPr>
+            <w:tcW w:w="4260" w:type="dxa"/>
+          </w:tcPr>
+          <w:p>
+            <w:pPr>
+              <w:spacing w:before="120" w:after="120" w:line="288" w:lineRule="auto"/>
+              <w:ind w:left="0"/>
+              <w:jc w:val="left"/>
+              <w:rPr>
+                <w:rFonts w:hint="default" w:ascii="Arial" w:hAnsi="Arial" w:eastAsia="等线" w:cs="Arial"/>
+                <w:sz w:val="22"/>
+                <w:vertAlign w:val="baseline"/>
+                <w:lang w:val="en-US" w:eastAsia="zh-CN"/>
+              </w:rPr>
+            </w:pPr>
+            <w:r>
+              <w:rPr>
+                <w:rFonts w:hint="eastAsia" w:ascii="Arial" w:hAnsi="Arial" w:eastAsia="等线" w:cs="Arial"/>
+                <w:sz w:val="22"/>
+                <w:vertAlign w:val="baseline"/>
+                <w:lang w:val="en-US" w:eastAsia="zh-CN"/>
+              </w:rPr>
+              <w:t>产品型号</w:t>
+            </w:r>
+            <w:r>
+              <w:rPr>
+                <w:rFonts w:ascii="Arial" w:hAnsi="Arial" w:eastAsia="等线" w:cs="Arial"/>
+                <w:sz w:val="22"/>
+              </w:rPr>
+              <w:t>ProductModel</w:t>
+            </w:r>
+          </w:p>
+        </w:tc>
+        <w:tc>
+          <w:tcPr>
+            <w:tcW w:w="4261" w:type="dxa"/>
+          </w:tcPr>
+          <w:p>
+            <w:pPr>
+              <w:numPr>
+                <w:numId w:val="0"/>
+              </w:numPr>
+              <w:spacing w:before="120" w:after="120" w:line="288" w:lineRule="auto"/>
+              <w:jc w:val="left"/>
+              <w:rPr>
+                <w:rFonts w:hint="default" w:ascii="Arial" w:hAnsi="Arial" w:eastAsia="等线" w:cs="Arial"/>
+                <w:sz w:val="22"/>
+                <w:vertAlign w:val="baseline"/>
+                <w:lang w:val="en-US" w:eastAsia="zh-CN"/>
+              </w:rPr>
+            </w:pPr>
+            <w:r>
+              <w:rPr>
+                <w:rFonts w:hint="eastAsia" w:ascii="Arial" w:hAnsi="Arial" w:eastAsia="等线" w:cs="Arial"/>
+                <w:sz w:val="22"/>
+                <w:vertAlign w:val="baseline"/>
+                <w:lang w:val="en-US" w:eastAsia="zh-CN"/>
+              </w:rPr>
+              <w:t>PM</w:t>
+            </w:r>
+          </w:p>
+        </w:tc>
+      </w:tr>
+      <w:tr>
+        <w:tblPrEx>
+          <w:tblBorders>
+            <w:top w:val="single" w:color="auto" w:sz="4" w:space="0"/>
+            <w:left w:val="single" w:color="auto" w:sz="4" w:space="0"/>
+            <w:bottom w:val="single" w:color="auto" w:sz="4" w:space="0"/>
+            <w:right w:val="single" w:color="auto" w:sz="4" w:space="0"/>
+            <w:insideH w:val="single" w:color="auto" w:sz="4" w:space="0"/>
+            <w:insideV w:val="single" w:color="auto" w:sz="4" w:space="0"/>
+          </w:tblBorders>
+          <w:tblCellMar>
+            <w:left w:w="108" w:type="dxa"/>
+            <w:right w:w="108" w:type="dxa"/>
+          </w:tblCellMar>
+        </w:tblPrEx>
+        <w:tc>
+          <w:tcPr>
+            <w:tcW w:w="4260" w:type="dxa"/>
+          </w:tcPr>
+          <w:p>
+            <w:pPr>
+              <w:spacing w:before="120" w:after="120" w:line="288" w:lineRule="auto"/>
+              <w:ind w:left="0"/>
+              <w:jc w:val="left"/>
+              <w:rPr>
+                <w:rFonts w:hint="default" w:ascii="Arial" w:hAnsi="Arial" w:eastAsia="等线" w:cs="Arial"/>
+                <w:sz w:val="22"/>
+                <w:vertAlign w:val="baseline"/>
+                <w:lang w:val="en-US" w:eastAsia="zh-CN"/>
+              </w:rPr>
+            </w:pPr>
+            <w:r>
+              <w:rPr>
+                <w:rFonts w:hint="eastAsia" w:ascii="Arial" w:hAnsi="Arial" w:eastAsia="等线" w:cs="Arial"/>
+                <w:sz w:val="22"/>
+                <w:vertAlign w:val="baseline"/>
+                <w:lang w:val="en-US" w:eastAsia="zh-CN"/>
+              </w:rPr>
+              <w:t>产品编号</w:t>
+            </w:r>
+            <w:r>
+              <w:rPr>
+                <w:rFonts w:hint="eastAsia" w:ascii="Arial" w:hAnsi="Arial" w:eastAsia="等线" w:cs="Arial"/>
+                <w:sz w:val="22"/>
+              </w:rPr>
+              <w:t>ProductNumber</w:t>
+            </w:r>
+          </w:p>
+        </w:tc>
+        <w:tc>
+          <w:tcPr>
+            <w:tcW w:w="4261" w:type="dxa"/>
+          </w:tcPr>
+          <w:p>
+            <w:pPr>
+              <w:numPr>
+                <w:numId w:val="0"/>
+              </w:numPr>
+              <w:spacing w:before="120" w:after="120" w:line="288" w:lineRule="auto"/>
+              <w:jc w:val="left"/>
+              <w:rPr>
+                <w:rFonts w:hint="default" w:ascii="Arial" w:hAnsi="Arial" w:eastAsia="等线" w:cs="Arial"/>
+                <w:sz w:val="22"/>
+                <w:vertAlign w:val="baseline"/>
+                <w:lang w:val="en-US" w:eastAsia="zh-CN"/>
+              </w:rPr>
+            </w:pPr>
+            <w:r>
+              <w:rPr>
+                <w:rFonts w:hint="eastAsia" w:ascii="Arial" w:hAnsi="Arial" w:eastAsia="等线" w:cs="Arial"/>
+                <w:sz w:val="22"/>
+                <w:vertAlign w:val="baseline"/>
+                <w:lang w:val="en-US" w:eastAsia="zh-CN"/>
+              </w:rPr>
+              <w:t>PN</w:t>
+            </w:r>
+          </w:p>
+        </w:tc>
+      </w:tr>
+      <w:tr>
+        <w:tblPrEx>
+          <w:tblBorders>
+            <w:top w:val="single" w:color="auto" w:sz="4" w:space="0"/>
+            <w:left w:val="single" w:color="auto" w:sz="4" w:space="0"/>
+            <w:bottom w:val="single" w:color="auto" w:sz="4" w:space="0"/>
+            <w:right w:val="single" w:color="auto" w:sz="4" w:space="0"/>
+            <w:insideH w:val="single" w:color="auto" w:sz="4" w:space="0"/>
+            <w:insideV w:val="single" w:color="auto" w:sz="4" w:space="0"/>
+          </w:tblBorders>
+          <w:tblCellMar>
+            <w:left w:w="108" w:type="dxa"/>
+            <w:right w:w="108" w:type="dxa"/>
+          </w:tblCellMar>
+        </w:tblPrEx>
+        <w:tc>
+          <w:tcPr>
+            <w:tcW w:w="4260" w:type="dxa"/>
+          </w:tcPr>
+          <w:p>
+            <w:pPr>
+              <w:spacing w:before="120" w:after="120" w:line="288" w:lineRule="auto"/>
+              <w:ind w:left="0"/>
+              <w:jc w:val="left"/>
+              <w:rPr>
+                <w:rFonts w:hint="default" w:ascii="Arial" w:hAnsi="Arial" w:eastAsia="等线" w:cs="Arial"/>
+                <w:sz w:val="22"/>
+                <w:vertAlign w:val="baseline"/>
+                <w:lang w:val="en-US" w:eastAsia="zh-CN"/>
+              </w:rPr>
+            </w:pPr>
+            <w:r>
+              <w:rPr>
+                <w:rFonts w:hint="eastAsia" w:ascii="Arial" w:hAnsi="Arial" w:eastAsia="等线" w:cs="Arial"/>
+                <w:sz w:val="22"/>
+                <w:vertAlign w:val="baseline"/>
+                <w:lang w:val="en-US" w:eastAsia="zh-CN"/>
+              </w:rPr>
+              <w:t>电路编号</w:t>
+            </w:r>
+            <w:r>
+              <w:rPr>
+                <w:rFonts w:hint="eastAsia" w:ascii="Arial" w:hAnsi="Arial" w:eastAsia="等线" w:cs="Arial"/>
+                <w:sz w:val="22"/>
+              </w:rPr>
+              <w:t>CircuitNumber</w:t>
+            </w:r>
+          </w:p>
+        </w:tc>
+        <w:tc>
+          <w:tcPr>
+            <w:tcW w:w="4261" w:type="dxa"/>
+          </w:tcPr>
+          <w:p>
+            <w:pPr>
+              <w:numPr>
+                <w:numId w:val="0"/>
+              </w:numPr>
+              <w:spacing w:before="120" w:after="120" w:line="288" w:lineRule="auto"/>
+              <w:jc w:val="left"/>
+              <w:rPr>
+                <w:rFonts w:hint="default" w:ascii="Arial" w:hAnsi="Arial" w:eastAsia="等线" w:cs="Arial"/>
+                <w:sz w:val="22"/>
+                <w:vertAlign w:val="baseline"/>
+                <w:lang w:val="en-US" w:eastAsia="zh-CN"/>
+              </w:rPr>
+            </w:pPr>
+            <w:r>
+              <w:rPr>
+                <w:rFonts w:hint="eastAsia" w:ascii="Arial" w:hAnsi="Arial" w:eastAsia="等线" w:cs="Arial"/>
+                <w:sz w:val="22"/>
+                <w:vertAlign w:val="baseline"/>
+                <w:lang w:val="en-US" w:eastAsia="zh-CN"/>
+              </w:rPr>
+              <w:t>CN</w:t>
+            </w:r>
+          </w:p>
+        </w:tc>
+      </w:tr>
+    </w:tbl>
+    <w:p>
+      <w:pPr>
+        <w:numPr>
+          <w:numId w:val="0"/>
+        </w:numPr>
+        <w:spacing w:before="120" w:after="120" w:line="288" w:lineRule="auto"/>
+        <w:jc w:val="left"/>
+        <w:rPr>
+          <w:rFonts w:hint="eastAsia" w:ascii="Arial" w:hAnsi="Arial" w:eastAsia="等线" w:cs="Arial"/>
+          <w:sz w:val="22"/>
+          <w:lang w:val="en-US" w:eastAsia="zh-CN"/>
+        </w:rPr>
+      </w:pPr>
+      <w:r>
+        <w:rPr>
+          <w:rFonts w:hint="eastAsia" w:ascii="Arial" w:hAnsi="Arial" w:eastAsia="等线" w:cs="Arial"/>
+          <w:sz w:val="22"/>
+          <w:lang w:val="en-US" w:eastAsia="zh-CN"/>
+        </w:rPr>
+        <w:t>上位机发送举例：</w:t>
+      </w:r>
+    </w:p>
+    <w:p>
+      <w:pPr>
+        <w:numPr>
+          <w:numId w:val="0"/>
+        </w:numPr>
+        <w:spacing w:before="120" w:after="120" w:line="288" w:lineRule="auto"/>
+        <w:jc w:val="left"/>
+        <w:rPr>
+          <w:rFonts w:hint="eastAsia" w:ascii="Arial" w:hAnsi="Arial" w:eastAsia="等线" w:cs="Arial"/>
+          <w:sz w:val="22"/>
+          <w:lang w:val="en-US" w:eastAsia="zh-CN"/>
+        </w:rPr>
+      </w:pPr>
+      <w:r>
+        <w:rPr>
+          <w:rFonts w:hint="eastAsia" w:ascii="Arial" w:hAnsi="Arial" w:eastAsia="等线" w:cs="Arial"/>
+          <w:sz w:val="22"/>
+          <w:lang w:val="en-US" w:eastAsia="zh-CN"/>
+        </w:rPr>
+        <w:t>update inform 1 {</w:t>
+      </w:r>
+      <w:r>
+        <w:rPr>
+          <w:rFonts w:ascii="Arial" w:hAnsi="Arial" w:eastAsia="等线" w:cs="Arial"/>
+          <w:sz w:val="22"/>
+        </w:rPr>
+        <w:t>#DEV_INFO:</w:t>
+      </w:r>
+      <w:r>
+        <w:rPr>
+          <w:rFonts w:hint="eastAsia" w:ascii="Arial" w:hAnsi="Arial" w:eastAsia="等线" w:cs="Arial"/>
+          <w:sz w:val="22"/>
+          <w:lang w:val="en-US" w:eastAsia="zh-CN"/>
+        </w:rPr>
+        <w:t>PM=PMtextBox&amp;PN=PNtextBox&amp;CN=CNtextBox;}</w:t>
+      </w:r>
+    </w:p>
+    <w:p>
+      <w:pPr>
+        <w:numPr>
+          <w:numId w:val="0"/>
+        </w:numPr>
+        <w:spacing w:before="120" w:after="120" w:line="288" w:lineRule="auto"/>
+        <w:jc w:val="left"/>
+        <w:rPr>
+          <w:rFonts w:hint="eastAsia" w:ascii="Arial" w:hAnsi="Arial" w:eastAsia="等线" w:cs="Arial"/>
+          <w:sz w:val="22"/>
+          <w:lang w:val="en-US" w:eastAsia="zh-CN"/>
+        </w:rPr>
+      </w:pPr>
+      <w:r>
+        <w:rPr>
+          <w:rFonts w:hint="eastAsia" w:ascii="Arial" w:hAnsi="Arial" w:eastAsia="等线" w:cs="Arial"/>
+          <w:sz w:val="22"/>
+          <w:lang w:val="en-US" w:eastAsia="zh-CN"/>
+        </w:rPr>
+        <w:t>硬件回复，josn协议中的update inform 1 ok；</w:t>
+      </w:r>
+    </w:p>
+    <w:p>
+      <w:pPr>
+        <w:numPr>
+          <w:numId w:val="0"/>
+        </w:numPr>
+        <w:spacing w:before="120" w:after="120" w:line="288" w:lineRule="auto"/>
+        <w:jc w:val="left"/>
+        <w:rPr>
+          <w:rFonts w:hint="default" w:ascii="Arial" w:hAnsi="Arial" w:eastAsia="等线" w:cs="Arial"/>
+          <w:b/>
+          <w:sz w:val="36"/>
+          <w:lang w:val="en-US" w:eastAsia="zh-CN"/>
+        </w:rPr>
+      </w:pPr>
+      <w:r>
+        <w:rPr>
+          <w:rFonts w:hint="eastAsia" w:ascii="Arial" w:hAnsi="Arial" w:eastAsia="等线" w:cs="Arial"/>
+          <w:sz w:val="22"/>
+          <w:lang w:val="en-US" w:eastAsia="zh-CN"/>
+        </w:rPr>
+        <w:t>上位机日志区域显示写入成功；</w:t>
+      </w:r>
+      <w:bookmarkStart w:id="20" w:name="_GoBack"/>
+      <w:bookmarkEnd w:id="20"/>
     </w:p>
     <w:sectPr>
       <w:headerReference r:id="rId3" w:type="default"/>
@@ -5403,6 +5878,22 @@
     </w:lvl>
   </w:abstractNum>
   <w:abstractNum w:abstractNumId="12">
+    <w:nsid w:val="E92BC1AB"/>
+    <w:multiLevelType w:val="singleLevel"/>
+    <w:tmpl w:val="E92BC1AB"/>
+    <w:lvl w:ilvl="0" w:tentative="0">
+      <w:start w:val="8"/>
+      <w:numFmt w:val="decimal"/>
+      <w:lvlText w:val="%1."/>
+      <w:lvlJc w:val="left"/>
+      <w:pPr>
+        <w:tabs>
+          <w:tab w:val="left" w:pos="312"/>
+        </w:tabs>
+      </w:pPr>
+    </w:lvl>
+  </w:abstractNum>
+  <w:abstractNum w:abstractNumId="13">
     <w:nsid w:val="F4B5D9F5"/>
     <w:multiLevelType w:val="singleLevel"/>
     <w:tmpl w:val="F4B5D9F5"/>
@@ -5416,7 +5907,7 @@
       </w:rPr>
     </w:lvl>
   </w:abstractNum>
-  <w:abstractNum w:abstractNumId="13">
+  <w:abstractNum w:abstractNumId="14">
     <w:nsid w:val="0053208E"/>
     <w:multiLevelType w:val="singleLevel"/>
     <w:tmpl w:val="0053208E"/>
@@ -5430,7 +5921,7 @@
       </w:rPr>
     </w:lvl>
   </w:abstractNum>
-  <w:abstractNum w:abstractNumId="14">
+  <w:abstractNum w:abstractNumId="15">
     <w:nsid w:val="0248C179"/>
     <w:multiLevelType w:val="singleLevel"/>
     <w:tmpl w:val="0248C179"/>
@@ -5444,7 +5935,7 @@
       </w:rPr>
     </w:lvl>
   </w:abstractNum>
-  <w:abstractNum w:abstractNumId="15">
+  <w:abstractNum w:abstractNumId="16">
     <w:nsid w:val="03D62ECE"/>
     <w:multiLevelType w:val="singleLevel"/>
     <w:tmpl w:val="03D62ECE"/>
@@ -5458,7 +5949,7 @@
       </w:rPr>
     </w:lvl>
   </w:abstractNum>
-  <w:abstractNum w:abstractNumId="16">
+  <w:abstractNum w:abstractNumId="17">
     <w:nsid w:val="0E640482"/>
     <w:multiLevelType w:val="singleLevel"/>
     <w:tmpl w:val="0E640482"/>
@@ -5472,7 +5963,7 @@
       </w:rPr>
     </w:lvl>
   </w:abstractNum>
-  <w:abstractNum w:abstractNumId="17">
+  <w:abstractNum w:abstractNumId="18">
     <w:nsid w:val="2470EC97"/>
     <w:multiLevelType w:val="singleLevel"/>
     <w:tmpl w:val="2470EC97"/>
@@ -5486,7 +5977,7 @@
       </w:rPr>
     </w:lvl>
   </w:abstractNum>
-  <w:abstractNum w:abstractNumId="18">
+  <w:abstractNum w:abstractNumId="19">
     <w:nsid w:val="25B654F3"/>
     <w:multiLevelType w:val="singleLevel"/>
     <w:tmpl w:val="25B654F3"/>
@@ -5500,7 +5991,7 @@
       </w:rPr>
     </w:lvl>
   </w:abstractNum>
-  <w:abstractNum w:abstractNumId="19">
+  <w:abstractNum w:abstractNumId="20">
     <w:nsid w:val="2A8F537B"/>
     <w:multiLevelType w:val="singleLevel"/>
     <w:tmpl w:val="2A8F537B"/>
@@ -5514,7 +6005,7 @@
       </w:rPr>
     </w:lvl>
   </w:abstractNum>
-  <w:abstractNum w:abstractNumId="20">
+  <w:abstractNum w:abstractNumId="21">
     <w:nsid w:val="39A0D9AC"/>
     <w:multiLevelType w:val="singleLevel"/>
     <w:tmpl w:val="39A0D9AC"/>
@@ -5528,7 +6019,7 @@
       </w:rPr>
     </w:lvl>
   </w:abstractNum>
-  <w:abstractNum w:abstractNumId="21">
+  <w:abstractNum w:abstractNumId="22">
     <w:nsid w:val="46A08BB8"/>
     <w:multiLevelType w:val="singleLevel"/>
     <w:tmpl w:val="46A08BB8"/>
@@ -5542,7 +6033,7 @@
       </w:rPr>
     </w:lvl>
   </w:abstractNum>
-  <w:abstractNum w:abstractNumId="22">
+  <w:abstractNum w:abstractNumId="23">
     <w:nsid w:val="4C1BAE26"/>
     <w:multiLevelType w:val="singleLevel"/>
     <w:tmpl w:val="4C1BAE26"/>
@@ -5556,7 +6047,7 @@
       </w:rPr>
     </w:lvl>
   </w:abstractNum>
-  <w:abstractNum w:abstractNumId="23">
+  <w:abstractNum w:abstractNumId="24">
     <w:nsid w:val="4D4DC07F"/>
     <w:multiLevelType w:val="singleLevel"/>
     <w:tmpl w:val="4D4DC07F"/>
@@ -5570,7 +6061,7 @@
       </w:rPr>
     </w:lvl>
   </w:abstractNum>
-  <w:abstractNum w:abstractNumId="24">
+  <w:abstractNum w:abstractNumId="25">
     <w:nsid w:val="59ADCABA"/>
     <w:multiLevelType w:val="singleLevel"/>
     <w:tmpl w:val="59ADCABA"/>
@@ -5584,7 +6075,7 @@
       </w:rPr>
     </w:lvl>
   </w:abstractNum>
-  <w:abstractNum w:abstractNumId="25">
+  <w:abstractNum w:abstractNumId="26">
     <w:nsid w:val="5A241D34"/>
     <w:multiLevelType w:val="singleLevel"/>
     <w:tmpl w:val="5A241D34"/>
@@ -5598,7 +6089,7 @@
       </w:rPr>
     </w:lvl>
   </w:abstractNum>
-  <w:abstractNum w:abstractNumId="26">
+  <w:abstractNum w:abstractNumId="27">
     <w:nsid w:val="60382F6E"/>
     <w:multiLevelType w:val="singleLevel"/>
     <w:tmpl w:val="60382F6E"/>
@@ -5612,7 +6103,7 @@
       </w:rPr>
     </w:lvl>
   </w:abstractNum>
-  <w:abstractNum w:abstractNumId="27">
+  <w:abstractNum w:abstractNumId="28">
     <w:nsid w:val="629F7852"/>
     <w:multiLevelType w:val="singleLevel"/>
     <w:tmpl w:val="629F7852"/>
@@ -5626,7 +6117,7 @@
       </w:rPr>
     </w:lvl>
   </w:abstractNum>
-  <w:abstractNum w:abstractNumId="28">
+  <w:abstractNum w:abstractNumId="29">
     <w:nsid w:val="72183CF9"/>
     <w:multiLevelType w:val="singleLevel"/>
     <w:tmpl w:val="72183CF9"/>
@@ -5640,7 +6131,7 @@
       </w:rPr>
     </w:lvl>
   </w:abstractNum>
-  <w:abstractNum w:abstractNumId="29">
+  <w:abstractNum w:abstractNumId="30">
     <w:nsid w:val="77ECEA79"/>
     <w:multiLevelType w:val="singleLevel"/>
     <w:tmpl w:val="77ECEA79"/>
@@ -5654,7 +6145,7 @@
       </w:rPr>
     </w:lvl>
   </w:abstractNum>
-  <w:abstractNum w:abstractNumId="30">
+  <w:abstractNum w:abstractNumId="31">
     <w:nsid w:val="7C246926"/>
     <w:multiLevelType w:val="singleLevel"/>
     <w:tmpl w:val="7C246926"/>
@@ -5669,13 +6160,13 @@
     </w:lvl>
   </w:abstractNum>
   <w:num w:numId="1">
-    <w:abstractNumId w:val="13"/>
+    <w:abstractNumId w:val="14"/>
   </w:num>
   <w:num w:numId="2">
     <w:abstractNumId w:val="9"/>
   </w:num>
   <w:num w:numId="3">
-    <w:abstractNumId w:val="24"/>
+    <w:abstractNumId w:val="25"/>
   </w:num>
   <w:num w:numId="4">
     <w:abstractNumId w:val="7"/>
@@ -5684,37 +6175,37 @@
     <w:abstractNumId w:val="5"/>
   </w:num>
   <w:num w:numId="6">
-    <w:abstractNumId w:val="15"/>
+    <w:abstractNumId w:val="16"/>
   </w:num>
   <w:num w:numId="7">
-    <w:abstractNumId w:val="18"/>
+    <w:abstractNumId w:val="19"/>
   </w:num>
   <w:num w:numId="8">
-    <w:abstractNumId w:val="28"/>
+    <w:abstractNumId w:val="29"/>
   </w:num>
   <w:num w:numId="9">
-    <w:abstractNumId w:val="14"/>
+    <w:abstractNumId w:val="15"/>
   </w:num>
   <w:num w:numId="10">
     <w:abstractNumId w:val="1"/>
   </w:num>
   <w:num w:numId="11">
-    <w:abstractNumId w:val="19"/>
+    <w:abstractNumId w:val="20"/>
   </w:num>
   <w:num w:numId="12">
-    <w:abstractNumId w:val="25"/>
+    <w:abstractNumId w:val="26"/>
   </w:num>
   <w:num w:numId="13">
     <w:abstractNumId w:val="8"/>
   </w:num>
   <w:num w:numId="14">
-    <w:abstractNumId w:val="23"/>
+    <w:abstractNumId w:val="24"/>
   </w:num>
   <w:num w:numId="15">
-    <w:abstractNumId w:val="12"/>
+    <w:abstractNumId w:val="13"/>
   </w:num>
   <w:num w:numId="16">
-    <w:abstractNumId w:val="17"/>
+    <w:abstractNumId w:val="18"/>
   </w:num>
   <w:num w:numId="17">
     <w:abstractNumId w:val="11"/>
@@ -5726,40 +6217,43 @@
     <w:abstractNumId w:val="3"/>
   </w:num>
   <w:num w:numId="20">
-    <w:abstractNumId w:val="22"/>
+    <w:abstractNumId w:val="23"/>
   </w:num>
   <w:num w:numId="21">
-    <w:abstractNumId w:val="26"/>
+    <w:abstractNumId w:val="27"/>
   </w:num>
   <w:num w:numId="22">
-    <w:abstractNumId w:val="16"/>
+    <w:abstractNumId w:val="17"/>
   </w:num>
   <w:num w:numId="23">
-    <w:abstractNumId w:val="21"/>
+    <w:abstractNumId w:val="22"/>
   </w:num>
   <w:num w:numId="24">
     <w:abstractNumId w:val="4"/>
   </w:num>
   <w:num w:numId="25">
-    <w:abstractNumId w:val="30"/>
+    <w:abstractNumId w:val="31"/>
   </w:num>
   <w:num w:numId="26">
-    <w:abstractNumId w:val="29"/>
+    <w:abstractNumId w:val="30"/>
   </w:num>
   <w:num w:numId="27">
     <w:abstractNumId w:val="6"/>
   </w:num>
   <w:num w:numId="28">
-    <w:abstractNumId w:val="27"/>
+    <w:abstractNumId w:val="28"/>
   </w:num>
   <w:num w:numId="29">
     <w:abstractNumId w:val="2"/>
   </w:num>
   <w:num w:numId="30">
-    <w:abstractNumId w:val="20"/>
+    <w:abstractNumId w:val="21"/>
   </w:num>
   <w:num w:numId="31">
     <w:abstractNumId w:val="0"/>
+  </w:num>
+  <w:num w:numId="32">
+    <w:abstractNumId w:val="12"/>
   </w:num>
 </w:numbering>
 </file>
@@ -6038,7 +6532,7 @@
       <w:szCs w:val="22"/>
     </w:rPr>
   </w:style>
-  <w:style w:type="character" w:default="1" w:styleId="3">
+  <w:style w:type="character" w:default="1" w:styleId="4">
     <w:name w:val="Default Paragraph Font"/>
     <w:semiHidden/>
     <w:qFormat/>
@@ -6056,6 +6550,25 @@
         <w:bottom w:w="0" w:type="dxa"/>
         <w:right w:w="108" w:type="dxa"/>
       </w:tblCellMar>
+    </w:tblPr>
+  </w:style>
+  <w:style w:type="table" w:styleId="3">
+    <w:name w:val="Table Grid"/>
+    <w:basedOn w:val="2"/>
+    <w:uiPriority w:val="0"/>
+    <w:pPr>
+      <w:widowControl w:val="0"/>
+      <w:jc w:val="both"/>
+    </w:pPr>
+    <w:tblPr>
+      <w:tblBorders>
+        <w:top w:val="single" w:color="auto" w:sz="4" w:space="0"/>
+        <w:left w:val="single" w:color="auto" w:sz="4" w:space="0"/>
+        <w:bottom w:val="single" w:color="auto" w:sz="4" w:space="0"/>
+        <w:right w:val="single" w:color="auto" w:sz="4" w:space="0"/>
+        <w:insideH w:val="single" w:color="auto" w:sz="4" w:space="0"/>
+        <w:insideV w:val="single" w:color="auto" w:sz="4" w:space="0"/>
+      </w:tblBorders>
     </w:tblPr>
   </w:style>
 </w:styles>
